--- a/docs/feature/authentication/3-2-3-sign-in-with-google-oauth/spec.docx
+++ b/docs/feature/authentication/3-2-3-sign-in-with-google-oauth/spec.docx
@@ -8,7 +8,7 @@
           <w:b/>
           <w:sz w:val="26"/>
         </w:rPr>
-        <w:t>FR 3.2.3 Sign In with Google OAuth</w:t>
+        <w:t>FR 3.2.3 Sign In With Google OAuth</w:t>
       </w:r>
     </w:p>
     <w:p>
@@ -22,7 +22,7 @@
     </w:p>
     <w:p>
       <w:r>
-        <w:t>Guest bam nut "Dang nhap voi Google" tai trang /login hoac /register.</w:t>
+        <w:t>Begins when a Guest activates the "Sign in with Google" button on the sign-in or registration screen, which sends the browser to the Google authorization entry point of the application.</w:t>
       </w:r>
     </w:p>
     <w:p>
@@ -48,7 +48,7 @@
         <w:t xml:space="preserve">Actors / Roles: </w:t>
       </w:r>
       <w:r>
-        <w:t>Guest (chua dang nhap).</w:t>
+        <w:t>GUEST. The same mechanism also serves a signed-in user who links Google to an existing account from settings, which is outside this feature.</w:t>
       </w:r>
     </w:p>
     <w:p>
@@ -65,7 +65,7 @@
         <w:t xml:space="preserve">Purpose: </w:t>
       </w:r>
       <w:r>
-        <w:t>Cho phep user dang nhap nhanh bang tai khoan Google, khong can nho password rieng cho BrandHub.</w:t>
+        <w:t>Let a user sign in with an existing Google account, create a local account on first use, and honour two-factor authentication when it is enabled.</w:t>
       </w:r>
     </w:p>
     <w:p>
@@ -82,7 +82,7 @@
         <w:t xml:space="preserve">Interface: </w:t>
       </w:r>
       <w:r>
-        <w:t>Backend-driven redirect flow: FE dieu huong thang sang backend (khong tu goi Google SDK/JS tren FE), backend tu redirect sang Google consent, nhan callback, exchange code, roi redirect nguoc ve FE kem token tren URL fragment.</w:t>
+        <w:t>A "Sign in with Google" button on both the sign-in and the registration screen. The flow is a redirect handshake: the browser leaves the application for Google's consent screen and returns to the application, which then sends the browser back to the sign-in screen carrying the result.</w:t>
       </w:r>
     </w:p>
     <w:p>
@@ -99,7 +99,7 @@
         <w:t xml:space="preserve">Data Processing: </w:t>
       </w:r>
       <w:r>
-        <w:t>GoogleOAuthController (redirect/callback) -&gt; OAuthService (base, state CSRF Redis, resolve/create User, issue JWT) -&gt; GoogleOAuthService (build Google consent URL, exchange code lay access_token, goi /userinfo lay profile).</w:t>
+        <w:t>The system issues and stores a single-use state value, exchanges the authorization code for a Google access token, fetches the Google profile, links the Google identity to an existing account or creates a new verified one, checks the account status, and then issues tokens or a two-factor challenge.</w:t>
       </w:r>
     </w:p>
     <w:p>
@@ -113,7 +113,7 @@
     </w:p>
     <w:p>
       <w:r>
-        <w:t>Nut "Dang nhap voi Google" dat chung tren trang /login va /register, dieu huong thang (khong AJAX) toi GET /api/v1/auth/oauth/google.</w:t>
+        <w:t>Figure — Google sign-in entry and return:</w:t>
       </w:r>
     </w:p>
     <w:p>
@@ -124,7 +124,7 @@
         <w:t xml:space="preserve">-  </w:t>
       </w:r>
       <w:r>
-        <w:t>Sau khi Google callback thanh cong (khong 2FA): FE nhan lai tai /oauth-callback, doc token tu URL fragment, goi GET /api/v1/users/me, dieu huong Dashboard.</w:t>
+        <w:t>Entry: "Sign in with Google" button on /login and /register.</w:t>
       </w:r>
     </w:p>
     <w:p>
@@ -135,7 +135,7 @@
         <w:t xml:space="preserve">-  </w:t>
       </w:r>
       <w:r>
-        <w:t>Neu account bat 2FA: FE nhan lai tai /2fa-verify voi twoFactorToken tren query param, tiep tuc man hinh nhap OTP (FR 3.2.7).</w:t>
+        <w:t>Return: the browser lands on /oauth-callback, which reads the token from the address fragment, loads the profile and continues to the Dashboard / Agency list.</w:t>
       </w:r>
     </w:p>
     <w:p>
@@ -146,7 +146,7 @@
         <w:t xml:space="preserve">-  </w:t>
       </w:r>
       <w:r>
-        <w:t>Neu loi (state invalid, code invalid, account suspended, user huy consent): FE nhan lai tai /oauth-callback?error=oauth_failed, hien thong bao loi.</w:t>
+        <w:t>When two-factor authentication is enabled the browser lands on the two-factor code screen (3.2.7) instead.</w:t>
       </w:r>
     </w:p>
     <w:p>
@@ -171,7 +171,7 @@
         <w:t xml:space="preserve">Input required: </w:t>
       </w:r>
       <w:r>
-        <w:t>code, state (query param tu Google callback). Khong co form input tu user tren BrandHub UI (input xay ra ben phia man hinh dang nhap cua Google).</w:t>
+        <w:t>nothing entered by the user; the authorization code and the state value returned by Google.</w:t>
       </w:r>
     </w:p>
     <w:p>
@@ -182,7 +182,7 @@
         <w:t xml:space="preserve">System data: </w:t>
       </w:r>
       <w:r>
-        <w:t>Redis oauth:state:{state} (CSRF token, TTL 10 phut); bang users, user_oauth_providers, user_system_roles; Google OAuth2 token endpoint + userinfo endpoint.</w:t>
+        <w:t>providerId, email, emailVerifiedAt, passwordHash, twoFactorEnabled, status, lastLoginAt, workspaceId, accessToken, refreshToken.</w:t>
       </w:r>
     </w:p>
     <w:p>
@@ -193,7 +193,7 @@
         <w:t xml:space="preserve">Output: </w:t>
       </w:r>
       <w:r>
-        <w:t>302 Redirect FE kem accessToken tren URL fragment (#token=...) + Set-Cookie refreshToken (HttpOnly/Secure/SameSite=Strict), hoac 302 Redirect FE kem twoFactorToken (query param) neu 2FA bat, hoac 302 Redirect FE kem ?error=oauth_failed neu loi.</w:t>
+        <w:t>on success the access token is carried in the return address and the refresh token is set as an HTTP-only cookie. When two-factor authentication is enabled a two-factor challenge token is carried instead and no cookie is set.</w:t>
       </w:r>
     </w:p>
     <w:p>
@@ -209,7 +209,7 @@
         <w:t xml:space="preserve">BR-01: </w:t>
       </w:r>
       <w:r>
-        <w:t>Email Google verified_email=true la dieu kien bat buoc de xu ly tiep; khong thi tra OAUTH_CODE_INVALID.</w:t>
+        <w:t>The state value is single-use, stored for 10 minutes and removed on first use. A missing, mismatched or expired state → 400 OAUTH_STATE_INVALID and the browser is returned to the sign-in screen with a generic error.</w:t>
       </w:r>
     </w:p>
     <w:p>
@@ -220,7 +220,7 @@
         <w:t xml:space="preserve">BR-02: </w:t>
       </w:r>
       <w:r>
-        <w:t>Neu email Google da ton tai o mot User tao qua Sign Up thuong -&gt; gan them Google provider vao account do, khong tao account trung.</w:t>
+        <w:t>A failed token exchange, or a Google profile without an email address or with an unverified email address → 400 OAUTH_CODE_INVALID and the browser is returned with a generic error.</w:t>
       </w:r>
     </w:p>
     <w:p>
@@ -231,7 +231,7 @@
         <w:t xml:space="preserve">BR-03: </w:t>
       </w:r>
       <w:r>
-        <w:t>Neu email Google chua ton tai -&gt; tao User moi voi emailVerifiedAt=now, khong co passwordHash.</w:t>
+        <w:t>On first use of a Google identity, a local account is created with no password and the email address already verified. An existing account matching the Google email address is reused and the Google identity is linked to it, so no duplicate account is created.</w:t>
       </w:r>
     </w:p>
     <w:p>
@@ -242,7 +242,7 @@
         <w:t xml:space="preserve">BR-04: </w:t>
       </w:r>
       <w:r>
-        <w:t>Neu user.twoFactorEnabled=true -&gt; bat buoc qua man hinh nhap TOTP (FR 3.2.7) truoc khi cap accessToken; khong bypass 2FA qua OAuth.</w:t>
+        <w:t>A suspended or deactivated account → 403 ACCOUNT_SUSPENDED and the browser is returned with a generic error.</w:t>
       </w:r>
     </w:p>
     <w:p>
@@ -253,7 +253,7 @@
         <w:t xml:space="preserve">BR-05: </w:t>
       </w:r>
       <w:r>
-        <w:t>State CSRF chi dung duoc 1 lan (Redis GETDEL), TTL 10 phut, sai/het han/replay -&gt; OAUTH_STATE_INVALID.</w:t>
+        <w:t>When two-factor authentication is enabled, Google sign-in does not bypass it: no access token and no refresh token are issued, and a two-factor challenge token is returned so the user completes Two-Factor Authentication (3.2.7). This applies to every sign-in method.</w:t>
       </w:r>
     </w:p>
     <w:p>
@@ -264,7 +264,7 @@
         <w:t xml:space="preserve">BR-06: </w:t>
       </w:r>
       <w:r>
-        <w:t>User bi suspend/inactive khong duoc dang nhap qua OAuth -&gt; ACCOUNT_SUSPENDED.</w:t>
+        <w:t>The access token is carried in the fragment of the return address, never as a query parameter.</w:t>
       </w:r>
     </w:p>
     <w:p>
@@ -274,22 +274,12 @@
     </w:p>
     <w:p>
       <w:r>
-        <w:t>Google callback khong kem code (user huy consent hoac Google tra loi) -&gt; redirect ?error=oauth_failed, khong goi Google API them.</w:t>
+        <w:t>The user cancels consent or Google returns an error → the return carries no authorization code and the browser is sent back with a generic error, without any further call to Google.</w:t>
       </w:r>
     </w:p>
     <w:p>
       <w:r>
-        <w:t>Token exchange voi Google that bai (access_token null) -&gt; OAUTH_CODE_INVALID.</w:t>
-      </w:r>
-    </w:p>
-    <w:p>
-      <w:r>
-        <w:t>Profile Google thieu email hoac verified_email != true -&gt; OAUTH_CODE_INVALID.</w:t>
-      </w:r>
-    </w:p>
-    <w:p>
-      <w:r>
-        <w:t>State khong co trong Redis hoac provider trong state khong khop GOOGLE -&gt; OAUTH_STATE_INVALID.</w:t>
+        <w:t>The Google profile has no email address, or the email address is not verified → the sign-in is rejected with a generic error.</w:t>
       </w:r>
     </w:p>
     <w:p>
@@ -308,57 +298,47 @@
     </w:p>
     <w:p>
       <w:r>
-        <w:t>1. User bam "Dang nhap voi Google" tai /login, browser dieu huong thang toi GET /api/v1/auth/oauth/google.</w:t>
+        <w:t>1. The Guest activates "Sign in with Google" on /login or /register.</w:t>
       </w:r>
     </w:p>
     <w:p>
       <w:r>
-        <w:t>2. BE sinh state CSRF random, luu Redis oauth:state:{state}="GOOGLE|" (login-mode, khong linkingUserId), TTL 10 phut.</w:t>
+        <w:t>2. The system issues a single-use state value valid for 10 minutes and sends the browser to Google's consent screen.</w:t>
       </w:r>
     </w:p>
     <w:p>
       <w:r>
-        <w:t>3. BE 302 redirect User sang Google consent screen (client_id, redirect_uri, scope=openid email profile, state).</w:t>
+        <w:t>3. The user authenticates with Google and grants consent.</w:t>
       </w:r>
     </w:p>
     <w:p>
       <w:r>
-        <w:t>4. User dang nhap Google + dong y consent.</w:t>
+        <w:t>4. Google returns the browser to the application with an authorization code and the state value.</w:t>
       </w:r>
     </w:p>
     <w:p>
       <w:r>
-        <w:t>5. Google 302 callback ve GET /api/v1/auth/oauth/google/callback?code=...&amp;state=... (hoac alias /login/oauth2/code/google).</w:t>
+        <w:t>5. The system validates the state value, exchanges the code for a Google access token and fetches the Google profile.</w:t>
       </w:r>
     </w:p>
     <w:p>
       <w:r>
-        <w:t>6. BE verify + xoa state khoi Redis (GETDEL); BE POST form-urlencoded toi Google /token doi lay access_token; BE GET /userinfo lay {id, email, verified_email, name, picture}.</w:t>
+        <w:t>6. The system links the Google identity to an existing account with the same email address, or creates a new verified account with no password.</w:t>
       </w:r>
     </w:p>
     <w:p>
       <w:r>
-        <w:t>7. BE tim user_oauth_providers theo (GOOGLE, providerId): co -&gt; dung User do; chua co -&gt; tim User theo email (da chuan hoa lowercase/trim), co thi gan them Google provider, chua co thi tao User moi (emailVerifiedAt=now) + user_system_roles(USER), roi luon insert user_oauth_providers.</w:t>
+        <w:t>7. The system checks the account status and, with two-factor authentication disabled, records the sign-in and issues an access token and a refresh token.</w:t>
       </w:r>
     </w:p>
     <w:p>
       <w:r>
-        <w:t>8. BE check user active/status=ACTIVE.</w:t>
+        <w:t>8. The system sends the browser back to the application with the access token and sets the refresh token cookie.</w:t>
       </w:r>
     </w:p>
     <w:p>
       <w:r>
-        <w:t>9. Neu twoFactorEnabled=false: BE update lastLoginAt, ghi audit log LOGIN, sinh accessToken + refreshToken, 302 redirect FE toi /oauth-callback#token={accessToken} kem Set-Cookie refreshToken.</w:t>
-      </w:r>
-    </w:p>
-    <w:p>
-      <w:r>
-        <w:t>10. Neu twoFactorEnabled=true: BE sinh twoFactorToken, 302 redirect FE toi /2fa-verify?twoFactorToken=..., chua cap accessToken/refreshToken; FE tiep tuc FR 3.2.7 verify-2FA de lay accessToken that.</w:t>
-      </w:r>
-    </w:p>
-    <w:p>
-      <w:r>
-        <w:t>11. FE (OAuthCallbackPage) doc token tu URL fragment, goi GET /api/v1/users/me, setAuth, dieu huong Dashboard.</w:t>
+        <w:t>9. The application reads the token, loads the profile and continues to the Dashboard / Agency list.</w:t>
       </w:r>
     </w:p>
     <w:p>
@@ -368,32 +348,27 @@
     </w:p>
     <w:p>
       <w:r>
-        <w:t>Google tra loi hoac user huy consent (callback khong kem code) -&gt; 302 redirect /oauth-callback?error=oauth_failed.</w:t>
+        <w:t>-  The user cancels consent or Google returns an error → the browser is sent back with a generic error and no further call to Google is made.</w:t>
       </w:r>
     </w:p>
     <w:p>
       <w:r>
-        <w:t>State CSRF sai/het han/da dung (replay) -&gt; OAUTH_STATE_INVALID (400 noi bo) -&gt; redirect ?error=oauth_failed.</w:t>
+        <w:t>-  The state value is missing, already used or expired, or belongs to another provider → the browser is sent back with a generic error.</w:t>
       </w:r>
     </w:p>
     <w:p>
       <w:r>
-        <w:t>Token exchange that bai hoac profile thieu email/verified_email != true -&gt; OAUTH_CODE_INVALID (400 noi bo) -&gt; redirect ?error=oauth_failed.</w:t>
+        <w:t>-  The token exchange fails, or the Google profile has no email address or an unverified email address → the browser is sent back with a generic error.</w:t>
       </w:r>
     </w:p>
     <w:p>
       <w:r>
-        <w:t>User bi suspend/inactive -&gt; ACCOUNT_SUSPENDED (403 noi bo) -&gt; redirect ?error=oauth_failed.</w:t>
+        <w:t>-  The account is suspended or deactivated → the browser is sent back with a generic error.</w:t>
       </w:r>
     </w:p>
     <w:p>
       <w:r>
-        <w:t>Loi mang khi goi Google (RestClientException) -&gt; BE log canh bao (khong log message/body vi co the chua credential) -&gt; redirect ?error=oauth_failed.</w:t>
-      </w:r>
-    </w:p>
-    <w:p>
-      <w:r>
-        <w:t>Ngoai scope Sign In: link-mode (GET /oauth/google/link, user da dang nhap gan them Google) co the tra OAUTH_EMAIL_MISMATCH hoac OAUTH_ALREADY_LINKED, redirect ve /settings?error=... - thuoc Settings/Account Linking, khong ve luong Guest sign-in nay.</w:t>
+        <w:t>-  Two-factor authentication is enabled → the browser is sent to the two-factor code screen (3.2.7) and no tokens are issued.</w:t>
       </w:r>
     </w:p>
     <w:p>
@@ -413,7 +388,7 @@
         <w:t xml:space="preserve">-  </w:t>
       </w:r>
       <w:r>
-        <w:t>User co accessToken + refreshToken hop le, session dang nhap thanh cong (neu khong 2FA).</w:t>
+        <w:t>The Google identity is linked to a local account, created on first use with the email address already verified and with no password.</w:t>
       </w:r>
     </w:p>
     <w:p>
@@ -424,7 +399,7 @@
         <w:t xml:space="preserve">-  </w:t>
       </w:r>
       <w:r>
-        <w:t>Neu 2FA bat: user chua co accessToken that, phai hoan tat FR 3.2.7 truoc.</w:t>
+        <w:t>The sign-in is recorded and the last sign-in time is updated, unless the user still has to complete two-factor verification.</w:t>
       </w:r>
     </w:p>
     <w:p>
@@ -435,18 +410,7 @@
         <w:t xml:space="preserve">-  </w:t>
       </w:r>
       <w:r>
-        <w:t>Ban ghi user_oauth_providers(userId, GOOGLE, providerId) ton tai, dam bao lan dang nhap sau nhan dien dung User.</w:t>
-      </w:r>
-    </w:p>
-    <w:p>
-      <w:pPr>
-        <w:ind w:left="360"/>
-      </w:pPr>
-      <w:r>
-        <w:t xml:space="preserve">-  </w:t>
-      </w:r>
-      <w:r>
-        <w:t>AuditLog LOGIN duoc ghi khi dang nhap thanh cong (khong 2FA).</w:t>
+        <w:t>An access token and a refresh token cookie are issued, or a two-factor challenge token when two-factor authentication is enabled.</w:t>
       </w:r>
     </w:p>
     <w:sectPr>

--- a/docs/feature/authentication/3-2-3-sign-in-with-google-oauth/spec.docx
+++ b/docs/feature/authentication/3-2-3-sign-in-with-google-oauth/spec.docx
@@ -120,9 +120,7 @@
       <w:pPr>
         <w:ind w:left="360"/>
       </w:pPr>
-      <w:r>
-        <w:t xml:space="preserve">-  </w:t>
-      </w:r>
+      <w:r/>
       <w:r>
         <w:t>Entry: "Sign in with Google" button on /login and /register.</w:t>
       </w:r>
@@ -131,9 +129,7 @@
       <w:pPr>
         <w:ind w:left="360"/>
       </w:pPr>
-      <w:r>
-        <w:t xml:space="preserve">-  </w:t>
-      </w:r>
+      <w:r/>
       <w:r>
         <w:t>Return: the browser lands on /oauth-callback, which reads the token from the address fragment, loads the profile and continues to the Dashboard / Agency list.</w:t>
       </w:r>
@@ -142,9 +138,7 @@
       <w:pPr>
         <w:ind w:left="360"/>
       </w:pPr>
-      <w:r>
-        <w:t xml:space="preserve">-  </w:t>
-      </w:r>
+      <w:r/>
       <w:r>
         <w:t>When two-factor authentication is enabled the browser lands on the two-factor code screen (3.2.7) instead.</w:t>
       </w:r>
@@ -384,9 +378,7 @@
       <w:pPr>
         <w:ind w:left="360"/>
       </w:pPr>
-      <w:r>
-        <w:t xml:space="preserve">-  </w:t>
-      </w:r>
+      <w:r/>
       <w:r>
         <w:t>The Google identity is linked to a local account, created on first use with the email address already verified and with no password.</w:t>
       </w:r>
@@ -395,9 +387,7 @@
       <w:pPr>
         <w:ind w:left="360"/>
       </w:pPr>
-      <w:r>
-        <w:t xml:space="preserve">-  </w:t>
-      </w:r>
+      <w:r/>
       <w:r>
         <w:t>The sign-in is recorded and the last sign-in time is updated, unless the user still has to complete two-factor verification.</w:t>
       </w:r>
@@ -406,9 +396,7 @@
       <w:pPr>
         <w:ind w:left="360"/>
       </w:pPr>
-      <w:r>
-        <w:t xml:space="preserve">-  </w:t>
-      </w:r>
+      <w:r/>
       <w:r>
         <w:t>An access token and a refresh token cookie are issued, or a two-factor challenge token when two-factor authentication is enabled.</w:t>
       </w:r>

--- a/docs/feature/authentication/3-2-3-sign-in-with-google-oauth/spec.docx
+++ b/docs/feature/authentication/3-2-3-sign-in-with-google-oauth/spec.docx
@@ -197,68 +197,27 @@
     </w:p>
     <w:p>
       <w:r>
-        <w:rPr>
-          <w:b/>
-        </w:rPr>
-        <w:t xml:space="preserve">BR-01: </w:t>
-      </w:r>
-      <w:r>
-        <w:t>The state value is single-use, stored for 10 minutes and removed on first use. A missing, mismatched or expired state → 400 OAUTH_STATE_INVALID and the browser is returned to the sign-in screen with a generic error.</w:t>
+        <w:t>BR-09: The state value is single-use, stored for 10 minutes and removed on first use (CSRF protection). A missing, mismatched or expired state → 400 OAUTH_STATE_INVALID and the browser is returned to the sign-in screen with a generic error.</w:t>
       </w:r>
     </w:p>
     <w:p>
       <w:r>
-        <w:rPr>
-          <w:b/>
-        </w:rPr>
-        <w:t xml:space="preserve">BR-02: </w:t>
-      </w:r>
-      <w:r>
-        <w:t>A failed token exchange, or a Google profile without an email address or with an unverified email address → 400 OAUTH_CODE_INVALID and the browser is returned with a generic error.</w:t>
+        <w:t>BR-10: Email is the linking anchor for OAuth — an existing account matching the Google email address is reused and the Google identity is linked to it, so no duplicate account is created; no match creates a new account. A failed token exchange, or a Google profile without an email address or with an unverified email address → 400 OAUTH_CODE_INVALID and the browser is returned with a generic error.</w:t>
       </w:r>
     </w:p>
     <w:p>
       <w:r>
-        <w:rPr>
-          <w:b/>
-        </w:rPr>
-        <w:t xml:space="preserve">BR-03: </w:t>
-      </w:r>
-      <w:r>
-        <w:t>On first use of a Google identity, a local account is created with no password and the email address already verified. An existing account matching the Google email address is reused and the Google identity is linked to it, so no duplicate account is created.</w:t>
+        <w:t>BR-11: One (provider, providerId) pair links to exactly one user; on first use of a Google identity, a local account is created with no password until /set-password and the email address already verified.</w:t>
       </w:r>
     </w:p>
     <w:p>
       <w:r>
-        <w:rPr>
-          <w:b/>
-        </w:rPr>
-        <w:t xml:space="preserve">BR-04: </w:t>
-      </w:r>
-      <w:r>
-        <w:t>A suspended or deactivated account → 403 ACCOUNT_SUSPENDED and the browser is returned with a generic error.</w:t>
+        <w:t>BR-06: A suspended or deactivated account → 403 ACCOUNT_SUSPENDED and the browser is returned with a generic error.</w:t>
       </w:r>
     </w:p>
     <w:p>
       <w:r>
-        <w:rPr>
-          <w:b/>
-        </w:rPr>
-        <w:t xml:space="preserve">BR-05: </w:t>
-      </w:r>
-      <w:r>
-        <w:t>When two-factor authentication is enabled, Google sign-in does not bypass it: no access token and no refresh token are issued, and a two-factor challenge token is returned so the user completes Two-Factor Authentication (3.2.7). This applies to every sign-in method.</w:t>
-      </w:r>
-    </w:p>
-    <w:p>
-      <w:r>
-        <w:rPr>
-          <w:b/>
-        </w:rPr>
-        <w:t xml:space="preserve">BR-06: </w:t>
-      </w:r>
-      <w:r>
-        <w:t>The access token is carried in the fragment of the return address, never as a query parameter.</w:t>
+        <w:t>BR-08: When two-factor authentication is enabled, no access token and no refresh token are issued at this step; Google sign-in does not bypass it, and a two-factor challenge token is returned instead so the user completes Two-Factor Authentication (3.2.7). This applies to every sign-in method.</w:t>
       </w:r>
     </w:p>
     <w:p>
@@ -268,12 +227,30 @@
     </w:p>
     <w:p>
       <w:r>
-        <w:t>The user cancels consent or Google returns an error → the return carries no authorization code and the browser is sent back with a generic error, without any further call to Google.</w:t>
+        <w:t xml:space="preserve">The user cancels consent or Google returns an error → the return carries no authorization code and the browser is sent back with a generic error (Toast </w:t>
+      </w:r>
+      <w:r>
+        <w:rPr>
+          <w:b/>
+        </w:rPr>
+        <w:t xml:space="preserve">MSG12</w:t>
+      </w:r>
+      <w:r>
+        <w:t xml:space="preserve">), without any further call to Google.</w:t>
       </w:r>
     </w:p>
     <w:p>
       <w:r>
-        <w:t>The Google profile has no email address, or the email address is not verified → the sign-in is rejected with a generic error.</w:t>
+        <w:t xml:space="preserve">The Google profile has no email address, or the email address is not verified → the sign-in is rejected with a generic error (Toast </w:t>
+      </w:r>
+      <w:r>
+        <w:rPr>
+          <w:b/>
+        </w:rPr>
+        <w:t xml:space="preserve">MSG12</w:t>
+      </w:r>
+      <w:r>
+        <w:t xml:space="preserve">).</w:t>
       </w:r>
     </w:p>
     <w:p>
@@ -332,7 +309,16 @@
     </w:p>
     <w:p>
       <w:r>
-        <w:t>9. The application reads the token, loads the profile and continues to the Dashboard / Agency list.</w:t>
+        <w:t xml:space="preserve">9. The application reads the token, loads the profile and continues to the Dashboard / Agency list; toast </w:t>
+      </w:r>
+      <w:r>
+        <w:rPr>
+          <w:b/>
+        </w:rPr>
+        <w:t xml:space="preserve">MSG11</w:t>
+      </w:r>
+      <w:r>
+        <w:t xml:space="preserve">.</w:t>
       </w:r>
     </w:p>
     <w:p>
@@ -342,27 +328,83 @@
     </w:p>
     <w:p>
       <w:r>
-        <w:t>-  The user cancels consent or Google returns an error → the browser is sent back with a generic error and no further call to Google is made.</w:t>
+        <w:t xml:space="preserve">4.a1: The user cancels consent or Google returns an error → the return carries no authorization code; the browser is sent back with a generic error, toast </w:t>
+      </w:r>
+      <w:r>
+        <w:rPr>
+          <w:b/>
+        </w:rPr>
+        <w:t xml:space="preserve">MSG12</w:t>
+      </w:r>
+      <w:r>
+        <w:t xml:space="preserve">, and no further call to Google is made.
+</w:t>
+      </w:r>
+      <w:r>
+        <w:t>4.a2: The Guest retries "Sign in with Google" from /login.</w:t>
       </w:r>
     </w:p>
     <w:p>
       <w:r>
-        <w:t>-  The state value is missing, already used or expired, or belongs to another provider → the browser is sent back with a generic error.</w:t>
+        <w:t xml:space="preserve">5.a1: The state value is missing, already used or expired, or belongs to another provider (BR-09) → 400 OAUTH_STATE_INVALID, browser sent back with toast </w:t>
+      </w:r>
+      <w:r>
+        <w:rPr>
+          <w:b/>
+        </w:rPr>
+        <w:t xml:space="preserve">MSG12</w:t>
+      </w:r>
+      <w:r>
+        <w:t xml:space="preserve">.
+</w:t>
+      </w:r>
+      <w:r>
+        <w:t>5.a2: The Guest retries "Sign in with Google" from /login.</w:t>
       </w:r>
     </w:p>
     <w:p>
       <w:r>
-        <w:t>-  The token exchange fails, or the Google profile has no email address or an unverified email address → the browser is sent back with a generic error.</w:t>
+        <w:t xml:space="preserve">5.b1: The token exchange fails, or the Google profile has no email address or an unverified email address (BR-10) → 400 OAUTH_CODE_INVALID, browser sent back with toast </w:t>
+      </w:r>
+      <w:r>
+        <w:rPr>
+          <w:b/>
+        </w:rPr>
+        <w:t xml:space="preserve">MSG12</w:t>
+      </w:r>
+      <w:r>
+        <w:t xml:space="preserve">.
+</w:t>
+      </w:r>
+      <w:r>
+        <w:t>5.b2: The Guest retries "Sign in with Google" from /login, or signs in with email/password instead.</w:t>
       </w:r>
     </w:p>
     <w:p>
       <w:r>
-        <w:t>-  The account is suspended or deactivated → the browser is sent back with a generic error.</w:t>
+        <w:t xml:space="preserve">7.a1: The account is suspended or deactivated (BR-06) → 403 ACCOUNT_SUSPENDED, browser sent back with toast </w:t>
+      </w:r>
+      <w:r>
+        <w:rPr>
+          <w:b/>
+        </w:rPr>
+        <w:t xml:space="preserve">MSG09</w:t>
+      </w:r>
+      <w:r>
+        <w:t xml:space="preserve">.
+</w:t>
+      </w:r>
+      <w:r>
+        <w:t>7.a2: The Guest contacts support to resolve the account status.</w:t>
       </w:r>
     </w:p>
     <w:p>
       <w:r>
-        <w:t>-  Two-factor authentication is enabled → the browser is sent to the two-factor code screen (3.2.7) and no tokens are issued.</w:t>
+        <w:t>7.b1: Two-factor authentication is enabled on the account (BR-08) → no access token and no refresh token are issued; a two-factor challenge token is returned instead.</w:t>
+        <w:br/>
+      </w:r>
+      <w:r>
+        <w:t>7.b2: The browser is sent to the two-factor code screen (3.2.7) for the Guest to complete sign-in.</w:t>
       </w:r>
     </w:p>
     <w:p>
